--- a/Техническое_задание.docx
+++ b/Техническое_задание.docx
@@ -1621,7 +1621,7 @@
           <w:b w:val="0"/>
           <w:i w:val="0"/>
         </w:rPr>
-        <w:t>При регистрации пользователь или организатор должен подтвердить принятие правовых документов формулировкой: «Я принимаю Пользовательское соглашение, ознакомлен с Политикой обработки персональных данных и даю согласие на обработку персональных данных».</w:t>
+        <w:t>При регистрации пользователь или организатор должен выполнить отдельные подтверждения: принять Пользовательское соглашение, подтвердить ознакомление с Политикой обработки персональных данных и отдельно дать согласие на обработку персональных данных. Согласие на обработку персональных данных должно отображаться самостоятельным чекбоксом и не должно объединяться с принятием иных документов.</w:t>
       </w:r>
     </w:p>
     <w:p>
@@ -1663,7 +1663,7 @@
           <w:b w:val="0"/>
           <w:i w:val="0"/>
         </w:rPr>
-        <w:t>Страница повторного согласия должна содержать ссылки на актуальные PDF-документы и чекбокс с формулировкой принятия. После подтверждения признак принятия актуальных документов изменяется на true.</w:t>
+        <w:t>Страница повторного согласия должна содержать ссылки на актуальные PDF-документы и три самостоятельных подтверждения: принятие Пользовательского соглашения, ознакомление с Политикой обработки персональных данных и согласие на обработку персональных данных. После выполнения всех обязательных подтверждений признак принятия актуальных документов изменяется на true.</w:t>
       </w:r>
     </w:p>
     <w:p>
@@ -5114,7 +5114,7 @@
           <w:b w:val="0"/>
           <w:i w:val="0"/>
         </w:rPr>
-        <w:t>При регистрации и повторном согласии пользователь должен подтверждать формулировку: «Я принимаю Пользовательское соглашение, ознакомлен с Политикой обработки персональных данных и даю согласие на обработку персональных данных».</w:t>
+        <w:t>При регистрации и повторном согласии пользователь должен отдельно подтверждать три действия: «Я принимаю Пользовательское соглашение», «Я ознакомлен с Политикой обработки персональных данных», «Я даю согласие на обработку персональных данных». Согласие на обработку персональных данных не объединяется с принятием соглашения или подтверждением ознакомления с политикой.</w:t>
       </w:r>
     </w:p>
     <w:p>
@@ -5318,7 +5318,7 @@
           <w:b w:val="0"/>
           <w:i w:val="0"/>
         </w:rPr>
-        <w:t>В рамках данного технического задания не требуется прием оплаты на платформе PopCulture Events. Для внешней регистрации платформа хранит только ссылку на сторонний ресурс и информационную стоимость участия.</w:t>
+        <w:t>В рамках данного технического задания не требуется прием оплаты на платформе PopCulture Events. Для внешней регистрации платформа хранит только ссылку на сторонний ресурс и информационную стоимость участия. Карточка мероприятия должна содержать достаточную и достоверную информацию для выбора мероприятия: организатора, дату и время, формат, место или ссылку для онлайн-формата, описание, требования, стоимость или указание на бесплатное участие, порядок регистрации и ссылку на внешний ресурс при внешней регистрации.</w:t>
       </w:r>
     </w:p>
     <w:p>
